--- a/assets/StevenChen.docx
+++ b/assets/StevenChen.docx
@@ -368,73 +368,43 @@
         <w:rPr>
           <w:rFonts w:cstheme="minorHAnsi"/>
         </w:rPr>
-        <w:t xml:space="preserve">Experience with </w:t>
-      </w:r>
-      <w:proofErr w:type="spellStart"/>
+        <w:t>Experience with Proxmox</w:t>
+      </w:r>
       <w:r>
         <w:rPr>
           <w:rFonts w:cstheme="minorHAnsi"/>
         </w:rPr>
-        <w:t>Proxmox</w:t>
-      </w:r>
-      <w:proofErr w:type="spellEnd"/>
+        <w:t xml:space="preserve"> VE</w:t>
+      </w:r>
       <w:r>
         <w:rPr>
           <w:rFonts w:cstheme="minorHAnsi"/>
         </w:rPr>
-        <w:t xml:space="preserve"> VE</w:t>
+        <w:t>, TrueNAS</w:t>
       </w:r>
       <w:r>
         <w:rPr>
           <w:rFonts w:cstheme="minorHAnsi"/>
         </w:rPr>
-        <w:t xml:space="preserve">, </w:t>
-      </w:r>
-      <w:proofErr w:type="spellStart"/>
+        <w:t xml:space="preserve"> Core/Scale</w:t>
+      </w:r>
       <w:r>
         <w:rPr>
           <w:rFonts w:cstheme="minorHAnsi"/>
         </w:rPr>
-        <w:t>TrueNAS</w:t>
-      </w:r>
-      <w:proofErr w:type="spellEnd"/>
+        <w:t>, Pf</w:t>
+      </w:r>
       <w:r>
         <w:rPr>
           <w:rFonts w:cstheme="minorHAnsi"/>
         </w:rPr>
-        <w:t xml:space="preserve"> Core/Scale</w:t>
+        <w:t>S</w:t>
       </w:r>
       <w:r>
         <w:rPr>
           <w:rFonts w:cstheme="minorHAnsi"/>
         </w:rPr>
-        <w:t xml:space="preserve">, </w:t>
-      </w:r>
-      <w:proofErr w:type="spellStart"/>
-      <w:r>
-        <w:rPr>
-          <w:rFonts w:cstheme="minorHAnsi"/>
-        </w:rPr>
-        <w:t>Pf</w:t>
-      </w:r>
-      <w:r>
-        <w:rPr>
-          <w:rFonts w:cstheme="minorHAnsi"/>
-        </w:rPr>
-        <w:t>S</w:t>
-      </w:r>
-      <w:r>
-        <w:rPr>
-          <w:rFonts w:cstheme="minorHAnsi"/>
-        </w:rPr>
-        <w:t>ense</w:t>
-      </w:r>
-      <w:proofErr w:type="spellEnd"/>
-      <w:r>
-        <w:rPr>
-          <w:rFonts w:cstheme="minorHAnsi"/>
-        </w:rPr>
-        <w:t>, Omada SDN</w:t>
+        <w:t>ense, Omada SDN</w:t>
       </w:r>
     </w:p>
     <w:p>
@@ -516,11 +486,9 @@
       <w:pPr>
         <w:pStyle w:val="NoSpacing"/>
       </w:pPr>
-      <w:proofErr w:type="spellStart"/>
       <w:r>
         <w:t>Homelab</w:t>
       </w:r>
-      <w:proofErr w:type="spellEnd"/>
     </w:p>
     <w:p>
       <w:pPr>
@@ -546,31 +514,7 @@
         </w:numPr>
       </w:pPr>
       <w:r>
-        <w:t xml:space="preserve">Hosted services such as Git, </w:t>
-      </w:r>
-      <w:proofErr w:type="spellStart"/>
-      <w:r>
-        <w:t>Jellyfin</w:t>
-      </w:r>
-      <w:proofErr w:type="spellEnd"/>
-      <w:r>
-        <w:t xml:space="preserve">, LDAP, </w:t>
-      </w:r>
-      <w:proofErr w:type="spellStart"/>
-      <w:r>
-        <w:t>Bitwarden</w:t>
-      </w:r>
-      <w:proofErr w:type="spellEnd"/>
-      <w:r>
-        <w:t xml:space="preserve">, and </w:t>
-      </w:r>
-      <w:proofErr w:type="spellStart"/>
-      <w:r>
-        <w:t>Nextcloud</w:t>
-      </w:r>
-      <w:proofErr w:type="spellEnd"/>
-      <w:r>
-        <w:t xml:space="preserve"> for personal use</w:t>
+        <w:t>Hosted services such as Git, Jellyfin, LDAP, Bitwarden, and Nextcloud for personal use</w:t>
       </w:r>
     </w:p>
     <w:p>
@@ -582,13 +526,8 @@
         </w:numPr>
       </w:pPr>
       <w:r>
-        <w:t xml:space="preserve">Learned to utilize virtual machines, containers, and networked storage to separate services and allow for easier setup and </w:t>
-      </w:r>
-      <w:proofErr w:type="gramStart"/>
-      <w:r>
-        <w:t>troubleshooting</w:t>
-      </w:r>
-      <w:proofErr w:type="gramEnd"/>
+        <w:t>Learned to utilize virtual machines, containers, and networked storage to separate services and allow for easier setup and troubleshooting</w:t>
+      </w:r>
     </w:p>
     <w:p>
       <w:pPr>
@@ -599,15 +538,7 @@
         </w:numPr>
       </w:pPr>
       <w:r>
-        <w:t xml:space="preserve">Segmented network in to multiple VLANs with different ACLs using </w:t>
-      </w:r>
-      <w:proofErr w:type="spellStart"/>
-      <w:r>
-        <w:t>PfSense</w:t>
-      </w:r>
-      <w:proofErr w:type="spellEnd"/>
-      <w:r>
-        <w:t xml:space="preserve"> and TP-Link Omada’s SDN</w:t>
+        <w:t>Segmented network in to multiple VLANs with different ACLs using PfSense and TP-Link Omada’s SDN</w:t>
       </w:r>
     </w:p>
     <w:p>
@@ -618,10 +549,22 @@
         <w:t>CCNA (</w:t>
       </w:r>
       <w:r>
-        <w:t>Expected 202</w:t>
-      </w:r>
-      <w:r>
-        <w:t>3)</w:t>
+        <w:t xml:space="preserve">In progress </w:t>
+      </w:r>
+      <w:r>
+        <w:t>–</w:t>
+      </w:r>
+      <w:r>
+        <w:t xml:space="preserve"> </w:t>
+      </w:r>
+      <w:r>
+        <w:t>Expected</w:t>
+      </w:r>
+      <w:r>
+        <w:t xml:space="preserve"> Q1 2024</w:t>
+      </w:r>
+      <w:r>
+        <w:t>)</w:t>
       </w:r>
     </w:p>
     <w:p>
@@ -645,15 +588,7 @@
         </w:numPr>
       </w:pPr>
       <w:r>
-        <w:t xml:space="preserve">Exposed to automation using software like </w:t>
-      </w:r>
-      <w:proofErr w:type="spellStart"/>
-      <w:r>
-        <w:t>Anisble</w:t>
-      </w:r>
-      <w:proofErr w:type="spellEnd"/>
-      <w:r>
-        <w:t xml:space="preserve">, Puppet, and Chef </w:t>
+        <w:t xml:space="preserve">Exposed to automation using software like Anisble, Puppet, and Chef </w:t>
       </w:r>
     </w:p>
     <w:p>
@@ -665,13 +600,8 @@
         </w:numPr>
       </w:pPr>
       <w:r>
-        <w:t xml:space="preserve">Comfortable using Cisco CLI to configure network </w:t>
-      </w:r>
-      <w:proofErr w:type="gramStart"/>
-      <w:r>
-        <w:t>devices</w:t>
-      </w:r>
-      <w:proofErr w:type="gramEnd"/>
+        <w:t>Comfortable using Cisco CLI to configure network devices</w:t>
+      </w:r>
     </w:p>
     <w:p>
       <w:pPr>
@@ -757,13 +687,8 @@
         </w:numPr>
       </w:pPr>
       <w:r>
-        <w:t xml:space="preserve">Assisted customers with financial transactions and </w:t>
-      </w:r>
-      <w:proofErr w:type="gramStart"/>
-      <w:r>
-        <w:t>returns</w:t>
-      </w:r>
-      <w:proofErr w:type="gramEnd"/>
+        <w:t>Assisted customers with financial transactions and returns</w:t>
+      </w:r>
     </w:p>
     <w:p>
       <w:pPr>
@@ -774,13 +699,8 @@
         </w:numPr>
       </w:pPr>
       <w:r>
-        <w:t xml:space="preserve"> Supervised front end staff in absence of </w:t>
-      </w:r>
-      <w:proofErr w:type="gramStart"/>
-      <w:r>
-        <w:t>management</w:t>
-      </w:r>
-      <w:proofErr w:type="gramEnd"/>
+        <w:t xml:space="preserve"> Supervised front end staff in absence of management</w:t>
+      </w:r>
     </w:p>
     <w:p>
       <w:pPr>
@@ -862,13 +782,8 @@
         </w:numPr>
       </w:pPr>
       <w:r>
-        <w:t xml:space="preserve">Adapted to work in multiple positions due to staff </w:t>
-      </w:r>
-      <w:proofErr w:type="gramStart"/>
-      <w:r>
-        <w:t>shortages</w:t>
-      </w:r>
-      <w:proofErr w:type="gramEnd"/>
+        <w:t>Adapted to work in multiple positions due to staff shortages</w:t>
+      </w:r>
     </w:p>
     <w:p>
       <w:pPr>
@@ -879,13 +794,8 @@
         </w:numPr>
       </w:pPr>
       <w:r>
-        <w:t xml:space="preserve">Served customers effectively and efficiently during rush </w:t>
-      </w:r>
-      <w:proofErr w:type="gramStart"/>
-      <w:r>
-        <w:t>hours</w:t>
-      </w:r>
-      <w:proofErr w:type="gramEnd"/>
+        <w:t>Served customers effectively and efficiently during rush hours</w:t>
+      </w:r>
     </w:p>
     <w:p>
       <w:pPr>
@@ -978,10 +888,19 @@
     <w:p>
       <w:pPr>
         <w:pStyle w:val="ListParagraph"/>
+        <w:widowControl w:val="0"/>
         <w:numPr>
           <w:ilvl w:val="0"/>
           <w:numId w:val="18"/>
         </w:numPr>
+        <w:tabs>
+          <w:tab w:val="left" w:pos="220"/>
+          <w:tab w:val="left" w:pos="720"/>
+        </w:tabs>
+        <w:autoSpaceDE w:val="0"/>
+        <w:autoSpaceDN w:val="0"/>
+        <w:adjustRightInd w:val="0"/>
+        <w:spacing w:after="0" w:line="240" w:lineRule="auto"/>
         <w:rPr>
           <w:rFonts w:cs="Times"/>
         </w:rPr>
@@ -992,6 +911,32 @@
           <w:b/>
           <w:bCs/>
         </w:rPr>
+        <w:t xml:space="preserve">Reddit r/Place Bot </w:t>
+      </w:r>
+      <w:r>
+        <w:rPr>
+          <w:rFonts w:cs="Times"/>
+        </w:rPr>
+        <w:t xml:space="preserve">– Wrote scripts that automatically created and verified Reddit accounts to place pixels in r/Place using Selenium, Google Mail API, and Multithreading </w:t>
+      </w:r>
+    </w:p>
+    <w:p>
+      <w:pPr>
+        <w:pStyle w:val="ListParagraph"/>
+        <w:numPr>
+          <w:ilvl w:val="0"/>
+          <w:numId w:val="18"/>
+        </w:numPr>
+        <w:rPr>
+          <w:rFonts w:cs="Times"/>
+        </w:rPr>
+      </w:pPr>
+      <w:r>
+        <w:rPr>
+          <w:rFonts w:cs="Times"/>
+          <w:b/>
+          <w:bCs/>
+        </w:rPr>
         <w:t>Personal Website</w:t>
       </w:r>
       <w:r>
@@ -1004,16 +949,8 @@
         <w:rPr>
           <w:rFonts w:cs="Times"/>
         </w:rPr>
-        <w:t xml:space="preserve"> personal portfolio website using HTML and Bootstrap 5, hosted locally using Nginx and served through </w:t>
-      </w:r>
-      <w:proofErr w:type="gramStart"/>
-      <w:r>
-        <w:rPr>
-          <w:rFonts w:cs="Times"/>
-        </w:rPr>
-        <w:t>Cloudflare</w:t>
-      </w:r>
-      <w:proofErr w:type="gramEnd"/>
+        <w:t xml:space="preserve"> personal portfolio website using HTML and Bootstrap 5, hosted locally using Nginx and served through Cloudflare</w:t>
+      </w:r>
     </w:p>
     <w:p>
       <w:pPr>
@@ -1031,84 +968,56 @@
           <w:rFonts w:cs="Times"/>
         </w:rPr>
       </w:pPr>
-      <w:proofErr w:type="spellStart"/>
       <w:r>
         <w:rPr>
           <w:rFonts w:cs="Optima"/>
           <w:b/>
           <w:bCs/>
         </w:rPr>
-        <w:t>Jellyfin</w:t>
-      </w:r>
-      <w:proofErr w:type="spellEnd"/>
+        <w:t xml:space="preserve">Jellyfin + LXC Container </w:t>
+      </w:r>
       <w:r>
         <w:rPr>
           <w:rFonts w:cs="Optima"/>
-          <w:b/>
-          <w:bCs/>
-        </w:rPr>
-        <w:t xml:space="preserve"> + LXC Container </w:t>
+        </w:rPr>
+        <w:t xml:space="preserve">– </w:t>
       </w:r>
       <w:r>
         <w:rPr>
           <w:rFonts w:cs="Optima"/>
         </w:rPr>
-        <w:t xml:space="preserve">– </w:t>
+        <w:t xml:space="preserve">Hosted </w:t>
       </w:r>
       <w:r>
         <w:rPr>
           <w:rFonts w:cs="Optima"/>
         </w:rPr>
-        <w:t xml:space="preserve">Hosted </w:t>
+        <w:t>an</w:t>
       </w:r>
       <w:r>
         <w:rPr>
           <w:rFonts w:cs="Optima"/>
         </w:rPr>
-        <w:t>an</w:t>
+        <w:t xml:space="preserve"> instance of </w:t>
       </w:r>
       <w:r>
         <w:rPr>
           <w:rFonts w:cs="Optima"/>
         </w:rPr>
-        <w:t xml:space="preserve"> instance of </w:t>
-      </w:r>
-      <w:proofErr w:type="spellStart"/>
+        <w:t xml:space="preserve">Jellyfin in a LXC container which utilized GPU </w:t>
+      </w:r>
       <w:r>
         <w:rPr>
           <w:rFonts w:cs="Optima"/>
         </w:rPr>
-        <w:t>Jellyfin</w:t>
-      </w:r>
-      <w:proofErr w:type="spellEnd"/>
+        <w:t>passthrough</w:t>
+      </w:r>
       <w:r>
         <w:rPr>
           <w:rFonts w:cs="Optima"/>
         </w:rPr>
-        <w:t xml:space="preserve"> in a LXC container which utilized GPU </w:t>
-      </w:r>
-      <w:proofErr w:type="spellStart"/>
-      <w:r>
-        <w:rPr>
-          <w:rFonts w:cs="Optima"/>
-        </w:rPr>
-        <w:t>passthough</w:t>
-      </w:r>
-      <w:proofErr w:type="spellEnd"/>
-      <w:r>
-        <w:rPr>
-          <w:rFonts w:cs="Optima"/>
-        </w:rPr>
-        <w:t xml:space="preserve"> to enable hardware transcoding for my personal </w:t>
-      </w:r>
-      <w:proofErr w:type="gramStart"/>
-      <w:r>
-        <w:rPr>
-          <w:rFonts w:cs="Optima"/>
-        </w:rPr>
-        <w:t>media</w:t>
-      </w:r>
-      <w:proofErr w:type="gramEnd"/>
+        <w:t xml:space="preserve"> to enable hardware transcoding for my personal media</w:t>
+      </w:r>
     </w:p>
     <w:p>
       <w:pPr>
@@ -1146,16 +1055,8 @@
         <w:rPr>
           <w:rFonts w:cs="Times"/>
         </w:rPr>
-        <w:t xml:space="preserve">– Recreated Space Invaders for the embedded systems course, wrote the game in C++ and ran the game on a Cortex M microcontroller with a custom designed </w:t>
-      </w:r>
-      <w:proofErr w:type="gramStart"/>
-      <w:r>
-        <w:rPr>
-          <w:rFonts w:cs="Times"/>
-        </w:rPr>
-        <w:t>PCB</w:t>
-      </w:r>
-      <w:proofErr w:type="gramEnd"/>
+        <w:t>– Recreated Space Invaders for the embedded systems course, wrote the game in C++ and ran the game on a Cortex M microcontroller with a custom designed PCB</w:t>
+      </w:r>
     </w:p>
     <w:p>
       <w:pPr>
@@ -1185,16 +1086,8 @@
         <w:rPr>
           <w:rFonts w:cs="Times"/>
         </w:rPr>
-        <w:t xml:space="preserve">– Implemented a basic interpreted language in C/C++ that was able to parse postfix notation and had the ability to store </w:t>
-      </w:r>
-      <w:proofErr w:type="gramStart"/>
-      <w:r>
-        <w:rPr>
-          <w:rFonts w:cs="Times"/>
-        </w:rPr>
-        <w:t>variables</w:t>
-      </w:r>
-      <w:proofErr w:type="gramEnd"/>
+        <w:t>– Implemented a basic interpreted language in C/C++ that was able to parse postfix notation and had the ability to store variables</w:t>
+      </w:r>
     </w:p>
     <w:sectPr>
       <w:pgSz w:w="12240" w:h="15840"/>
